--- a/docs/OrO-Portal-Hosting-Requirements.docx
+++ b/docs/OrO-Portal-Hosting-Requirements.docx
@@ -28,6 +28,21 @@
           <w:szCs w:val="26"/>
         </w:rPr>
         <w:t xml:space="preserve">Hosting Requirements — Summary for CIFOR-ICRAF IT</w:t>
+      </w:r>
+    </w:p>
+    <w:p>
+      <w:pPr>
+        <w:spacing w:after="40"/>
+      </w:pPr>
+      <w:r>
+        <w:rPr>
+          <w:i/>
+          <w:iCs/>
+          <w:color w:val="2E6B3E"/>
+          <w:sz w:val="20"/>
+          <w:szCs w:val="20"/>
+        </w:rPr>
+        <w:t xml:space="preserve">Fully in-house model — all hosting by CIFOR-ICRAF</w:t>
       </w:r>
     </w:p>
     <w:p>
@@ -88,7 +103,7 @@
           <w:i/>
           <w:iCs/>
         </w:rPr>
-        <w:t xml:space="preserve">Most of the portal is a static website plus free satellite-data feeds, which we can host externally at no cost. What we'd like from CIFOR-ICRAF is a home for the </w:t>
+        <w:t xml:space="preserve">The whole portal — public website, private database, scheduled reporting and the document archive — runs on </w:t>
       </w:r>
       <w:r>
         <w:rPr>
@@ -97,14 +112,14 @@
           <w:i/>
           <w:iCs/>
         </w:rPr>
-        <w:t xml:space="preserve">sensitive data</w:t>
+        <w:t xml:space="preserve">CIFOR-ICRAF infrastructure</w:t>
       </w:r>
       <w:r>
         <w:rPr>
           <w:i/>
           <w:iCs/>
         </w:rPr>
-        <w:t xml:space="preserve"> (a small PostgreSQL/PostGIS database) and a way to </w:t>
+        <w:t xml:space="preserve">. The entire ask is one modest Linux server (or VM) with a database, plus a public web address and outbound internet access so it can read free satellite data. There are </w:t>
       </w:r>
       <w:r>
         <w:rPr>
@@ -113,14 +128,7 @@
           <w:i/>
           <w:iCs/>
         </w:rPr>
-        <w:t xml:space="preserve">run a scheduled Python job</w:t>
-      </w:r>
-      <w:r>
-        <w:rPr>
-          <w:i/>
-          <w:iCs/>
-        </w:rPr>
-        <w:t xml:space="preserve"> that pulls satellite alerts and emails reports. Both are modest — a single small Linux VM would cover it.</w:t>
+        <w:t xml:space="preserve">no external hosting requirements and no recurring cloud costs.</w:t>
       </w:r>
     </w:p>
     <w:p>
@@ -129,7 +137,7 @@
         <w:spacing w:before="240" w:after="120"/>
       </w:pPr>
       <w:r>
-        <w:t xml:space="preserve">What needs hosting, and by whom</w:t>
+        <w:t xml:space="preserve">What runs where — all in-house</w:t>
       </w:r>
     </w:p>
     <w:tbl>
@@ -145,10 +153,9 @@
         </w:tblBorders>
       </w:tblPr>
       <w:tblGrid>
-        <w:gridCol w:w="3000"/>
-        <w:gridCol w:w="1700"/>
-        <w:gridCol w:w="3300"/>
-        <w:gridCol w:w="1360"/>
+        <w:gridCol w:w="3050"/>
+        <w:gridCol w:w="2360"/>
+        <w:gridCol w:w="3950"/>
       </w:tblGrid>
       <w:tr>
         <w:trPr>
@@ -156,7 +163,7 @@
         </w:trPr>
         <w:tc>
           <w:tcPr>
-            <w:tcW w:type="dxa" w:w="3000"/>
+            <w:tcW w:type="dxa" w:w="3050"/>
             <w:shd w:fill="1F3A5F" w:color="auto" w:val="clear"/>
             <w:tcMar>
               <w:top w:type="dxa" w:w="60"/>
@@ -183,7 +190,7 @@
         </w:tc>
         <w:tc>
           <w:tcPr>
-            <w:tcW w:type="dxa" w:w="1700"/>
+            <w:tcW w:type="dxa" w:w="2360"/>
             <w:shd w:fill="1F3A5F" w:color="auto" w:val="clear"/>
             <w:tcMar>
               <w:top w:type="dxa" w:w="60"/>
@@ -204,13 +211,13 @@
                 <w:sz w:val="19"/>
                 <w:szCs w:val="19"/>
               </w:rPr>
-              <w:t xml:space="preserve">Needs a server?</w:t>
-            </w:r>
-          </w:p>
-        </w:tc>
-        <w:tc>
-          <w:tcPr>
-            <w:tcW w:type="dxa" w:w="3300"/>
+              <w:t xml:space="preserve">Runs on</w:t>
+            </w:r>
+          </w:p>
+        </w:tc>
+        <w:tc>
+          <w:tcPr>
+            <w:tcW w:type="dxa" w:w="3950"/>
             <w:shd w:fill="1F3A5F" w:color="auto" w:val="clear"/>
             <w:tcMar>
               <w:top w:type="dxa" w:w="60"/>
@@ -231,34 +238,80 @@
                 <w:sz w:val="19"/>
                 <w:szCs w:val="19"/>
               </w:rPr>
-              <w:t xml:space="preserve">Where it can live</w:t>
-            </w:r>
-          </w:p>
-        </w:tc>
-        <w:tc>
-          <w:tcPr>
-            <w:tcW w:type="dxa" w:w="1360"/>
-            <w:shd w:fill="1F3A5F" w:color="auto" w:val="clear"/>
-            <w:tcMar>
-              <w:top w:type="dxa" w:w="60"/>
-              <w:left w:type="dxa" w:w="90"/>
-              <w:bottom w:type="dxa" w:w="60"/>
-              <w:right w:type="dxa" w:w="90"/>
-            </w:tcMar>
-          </w:tcPr>
-          <w:p>
-            <w:pPr>
-              <w:spacing w:after="120"/>
+              <w:t xml:space="preserve">Notes</w:t>
+            </w:r>
+          </w:p>
+        </w:tc>
+      </w:tr>
+      <w:tr>
+        <w:tc>
+          <w:tcPr>
+            <w:tcW w:type="dxa" w:w="3050"/>
+            <w:tcMar>
+              <w:top w:type="dxa" w:w="60"/>
+              <w:left w:type="dxa" w:w="90"/>
+              <w:bottom w:type="dxa" w:w="60"/>
+              <w:right w:type="dxa" w:w="90"/>
+            </w:tcMar>
+          </w:tcPr>
+          <w:p>
+            <w:pPr>
+              <w:spacing w:after="0"/>
+            </w:pPr>
+            <w:r>
+              <w:rPr>
+                <w:sz w:val="19"/>
+                <w:szCs w:val="19"/>
+              </w:rPr>
+              <w:t xml:space="preserve">Public web map + portal pages</w:t>
+            </w:r>
+          </w:p>
+        </w:tc>
+        <w:tc>
+          <w:tcPr>
+            <w:tcW w:type="dxa" w:w="2360"/>
+            <w:tcMar>
+              <w:top w:type="dxa" w:w="60"/>
+              <w:left w:type="dxa" w:w="90"/>
+              <w:bottom w:type="dxa" w:w="60"/>
+              <w:right w:type="dxa" w:w="90"/>
+            </w:tcMar>
+          </w:tcPr>
+          <w:p>
+            <w:pPr>
+              <w:spacing w:after="0"/>
             </w:pPr>
             <w:r>
               <w:rPr>
                 <w:b/>
                 <w:bCs/>
-                <w:color w:val="FFFFFF"/>
-                <w:sz w:val="19"/>
-                <w:szCs w:val="19"/>
-              </w:rPr>
-              <w:t xml:space="preserve">Cost</w:t>
+                <w:sz w:val="19"/>
+                <w:szCs w:val="19"/>
+              </w:rPr>
+              <w:t xml:space="preserve">CIFOR-ICRAF web server</w:t>
+            </w:r>
+          </w:p>
+        </w:tc>
+        <w:tc>
+          <w:tcPr>
+            <w:tcW w:type="dxa" w:w="3950"/>
+            <w:tcMar>
+              <w:top w:type="dxa" w:w="60"/>
+              <w:left w:type="dxa" w:w="90"/>
+              <w:bottom w:type="dxa" w:w="60"/>
+              <w:right w:type="dxa" w:w="90"/>
+            </w:tcMar>
+          </w:tcPr>
+          <w:p>
+            <w:pPr>
+              <w:spacing w:after="0"/>
+            </w:pPr>
+            <w:r>
+              <w:rPr>
+                <w:sz w:val="19"/>
+                <w:szCs w:val="19"/>
+              </w:rPr>
+              <w:t xml:space="preserve">Static files served behind nginx / Apache</w:t>
             </w:r>
           </w:p>
         </w:tc>
@@ -266,93 +319,75 @@
       <w:tr>
         <w:tc>
           <w:tcPr>
-            <w:tcW w:type="dxa" w:w="3000"/>
-            <w:tcMar>
-              <w:top w:type="dxa" w:w="60"/>
-              <w:left w:type="dxa" w:w="90"/>
-              <w:bottom w:type="dxa" w:w="60"/>
-              <w:right w:type="dxa" w:w="90"/>
-            </w:tcMar>
-          </w:tcPr>
-          <w:p>
-            <w:pPr>
-              <w:spacing w:after="0"/>
-            </w:pPr>
-            <w:r>
-              <w:rPr>
-                <w:sz w:val="19"/>
-                <w:szCs w:val="19"/>
-              </w:rPr>
-              <w:t xml:space="preserve">Public web map + portal pages</w:t>
-            </w:r>
-          </w:p>
-        </w:tc>
-        <w:tc>
-          <w:tcPr>
-            <w:tcW w:type="dxa" w:w="1700"/>
-            <w:tcMar>
-              <w:top w:type="dxa" w:w="60"/>
-              <w:left w:type="dxa" w:w="90"/>
-              <w:bottom w:type="dxa" w:w="60"/>
-              <w:right w:type="dxa" w:w="90"/>
-            </w:tcMar>
-          </w:tcPr>
-          <w:p>
-            <w:pPr>
-              <w:spacing w:after="0"/>
-            </w:pPr>
-            <w:r>
-              <w:rPr>
-                <w:sz w:val="19"/>
-                <w:szCs w:val="19"/>
-              </w:rPr>
-              <w:t xml:space="preserve">No — static files</w:t>
-            </w:r>
-          </w:p>
-        </w:tc>
-        <w:tc>
-          <w:tcPr>
-            <w:tcW w:type="dxa" w:w="3300"/>
-            <w:tcMar>
-              <w:top w:type="dxa" w:w="60"/>
-              <w:left w:type="dxa" w:w="90"/>
-              <w:bottom w:type="dxa" w:w="60"/>
-              <w:right w:type="dxa" w:w="90"/>
-            </w:tcMar>
-          </w:tcPr>
-          <w:p>
-            <w:pPr>
-              <w:spacing w:after="0"/>
-            </w:pPr>
-            <w:r>
-              <w:rPr>
-                <w:sz w:val="19"/>
-                <w:szCs w:val="19"/>
-              </w:rPr>
-              <w:t xml:space="preserve">External CDN (Cloudflare Pages)</w:t>
-            </w:r>
-          </w:p>
-        </w:tc>
-        <w:tc>
-          <w:tcPr>
-            <w:tcW w:type="dxa" w:w="1360"/>
-            <w:tcMar>
-              <w:top w:type="dxa" w:w="60"/>
-              <w:left w:type="dxa" w:w="90"/>
-              <w:bottom w:type="dxa" w:w="60"/>
-              <w:right w:type="dxa" w:w="90"/>
-            </w:tcMar>
-          </w:tcPr>
-          <w:p>
-            <w:pPr>
-              <w:spacing w:after="0"/>
-            </w:pPr>
-            <w:r>
-              <w:rPr>
-                <w:sz w:val="19"/>
-                <w:szCs w:val="19"/>
-              </w:rPr>
-              <w:t xml:space="preserve">$0</w:t>
+            <w:tcW w:type="dxa" w:w="3050"/>
+            <w:shd w:fill="EEF2F6" w:color="auto" w:val="clear"/>
+            <w:tcMar>
+              <w:top w:type="dxa" w:w="60"/>
+              <w:left w:type="dxa" w:w="90"/>
+              <w:bottom w:type="dxa" w:w="60"/>
+              <w:right w:type="dxa" w:w="90"/>
+            </w:tcMar>
+          </w:tcPr>
+          <w:p>
+            <w:pPr>
+              <w:spacing w:after="0"/>
+            </w:pPr>
+            <w:r>
+              <w:rPr>
+                <w:sz w:val="19"/>
+                <w:szCs w:val="19"/>
+              </w:rPr>
+              <w:t xml:space="preserve">Private data + logins</w:t>
+            </w:r>
+          </w:p>
+        </w:tc>
+        <w:tc>
+          <w:tcPr>
+            <w:tcW w:type="dxa" w:w="2360"/>
+            <w:shd w:fill="EEF2F6" w:color="auto" w:val="clear"/>
+            <w:tcMar>
+              <w:top w:type="dxa" w:w="60"/>
+              <w:left w:type="dxa" w:w="90"/>
+              <w:bottom w:type="dxa" w:w="60"/>
+              <w:right w:type="dxa" w:w="90"/>
+            </w:tcMar>
+          </w:tcPr>
+          <w:p>
+            <w:pPr>
+              <w:spacing w:after="0"/>
+            </w:pPr>
+            <w:r>
+              <w:rPr>
+                <w:b/>
+                <w:bCs/>
+                <w:sz w:val="19"/>
+                <w:szCs w:val="19"/>
+              </w:rPr>
+              <w:t xml:space="preserve">CIFOR-ICRAF database</w:t>
+            </w:r>
+          </w:p>
+        </w:tc>
+        <w:tc>
+          <w:tcPr>
+            <w:tcW w:type="dxa" w:w="3950"/>
+            <w:shd w:fill="EEF2F6" w:color="auto" w:val="clear"/>
+            <w:tcMar>
+              <w:top w:type="dxa" w:w="60"/>
+              <w:left w:type="dxa" w:w="90"/>
+              <w:bottom w:type="dxa" w:w="60"/>
+              <w:right w:type="dxa" w:w="90"/>
+            </w:tcMar>
+          </w:tcPr>
+          <w:p>
+            <w:pPr>
+              <w:spacing w:after="0"/>
+            </w:pPr>
+            <w:r>
+              <w:rPr>
+                <w:sz w:val="19"/>
+                <w:szCs w:val="19"/>
+              </w:rPr>
+              <w:t xml:space="preserve">PostgreSQL + PostGIS, role-based access</w:t>
             </w:r>
           </w:p>
         </w:tc>
@@ -360,97 +395,72 @@
       <w:tr>
         <w:tc>
           <w:tcPr>
-            <w:tcW w:type="dxa" w:w="3000"/>
-            <w:shd w:fill="EEF2F6" w:color="auto" w:val="clear"/>
-            <w:tcMar>
-              <w:top w:type="dxa" w:w="60"/>
-              <w:left w:type="dxa" w:w="90"/>
-              <w:bottom w:type="dxa" w:w="60"/>
-              <w:right w:type="dxa" w:w="90"/>
-            </w:tcMar>
-          </w:tcPr>
-          <w:p>
-            <w:pPr>
-              <w:spacing w:after="0"/>
-            </w:pPr>
-            <w:r>
-              <w:rPr>
-                <w:sz w:val="19"/>
-                <w:szCs w:val="19"/>
-              </w:rPr>
-              <w:t xml:space="preserve">Public satellite / deforestation layers</w:t>
-            </w:r>
-          </w:p>
-        </w:tc>
-        <w:tc>
-          <w:tcPr>
-            <w:tcW w:type="dxa" w:w="1700"/>
-            <w:shd w:fill="EEF2F6" w:color="auto" w:val="clear"/>
-            <w:tcMar>
-              <w:top w:type="dxa" w:w="60"/>
-              <w:left w:type="dxa" w:w="90"/>
-              <w:bottom w:type="dxa" w:w="60"/>
-              <w:right w:type="dxa" w:w="90"/>
-            </w:tcMar>
-          </w:tcPr>
-          <w:p>
-            <w:pPr>
-              <w:spacing w:after="0"/>
-            </w:pPr>
-            <w:r>
-              <w:rPr>
-                <w:sz w:val="19"/>
-                <w:szCs w:val="19"/>
-              </w:rPr>
-              <w:t xml:space="preserve">No — free services</w:t>
-            </w:r>
-          </w:p>
-        </w:tc>
-        <w:tc>
-          <w:tcPr>
-            <w:tcW w:type="dxa" w:w="3300"/>
-            <w:shd w:fill="EEF2F6" w:color="auto" w:val="clear"/>
-            <w:tcMar>
-              <w:top w:type="dxa" w:w="60"/>
-              <w:left w:type="dxa" w:w="90"/>
-              <w:bottom w:type="dxa" w:w="60"/>
-              <w:right w:type="dxa" w:w="90"/>
-            </w:tcMar>
-          </w:tcPr>
-          <w:p>
-            <w:pPr>
-              <w:spacing w:after="0"/>
-            </w:pPr>
-            <w:r>
-              <w:rPr>
-                <w:sz w:val="19"/>
-                <w:szCs w:val="19"/>
-              </w:rPr>
-              <w:t xml:space="preserve">Google Earth Engine / free tiles</w:t>
-            </w:r>
-          </w:p>
-        </w:tc>
-        <w:tc>
-          <w:tcPr>
-            <w:tcW w:type="dxa" w:w="1360"/>
-            <w:shd w:fill="EEF2F6" w:color="auto" w:val="clear"/>
-            <w:tcMar>
-              <w:top w:type="dxa" w:w="60"/>
-              <w:left w:type="dxa" w:w="90"/>
-              <w:bottom w:type="dxa" w:w="60"/>
-              <w:right w:type="dxa" w:w="90"/>
-            </w:tcMar>
-          </w:tcPr>
-          <w:p>
-            <w:pPr>
-              <w:spacing w:after="0"/>
-            </w:pPr>
-            <w:r>
-              <w:rPr>
-                <w:sz w:val="19"/>
-                <w:szCs w:val="19"/>
-              </w:rPr>
-              <w:t xml:space="preserve">$0</w:t>
+            <w:tcW w:type="dxa" w:w="3050"/>
+            <w:tcMar>
+              <w:top w:type="dxa" w:w="60"/>
+              <w:left w:type="dxa" w:w="90"/>
+              <w:bottom w:type="dxa" w:w="60"/>
+              <w:right w:type="dxa" w:w="90"/>
+            </w:tcMar>
+          </w:tcPr>
+          <w:p>
+            <w:pPr>
+              <w:spacing w:after="0"/>
+            </w:pPr>
+            <w:r>
+              <w:rPr>
+                <w:sz w:val="19"/>
+                <w:szCs w:val="19"/>
+              </w:rPr>
+              <w:t xml:space="preserve">Scheduled processing &amp; reporting</w:t>
+            </w:r>
+          </w:p>
+        </w:tc>
+        <w:tc>
+          <w:tcPr>
+            <w:tcW w:type="dxa" w:w="2360"/>
+            <w:tcMar>
+              <w:top w:type="dxa" w:w="60"/>
+              <w:left w:type="dxa" w:w="90"/>
+              <w:bottom w:type="dxa" w:w="60"/>
+              <w:right w:type="dxa" w:w="90"/>
+            </w:tcMar>
+          </w:tcPr>
+          <w:p>
+            <w:pPr>
+              <w:spacing w:after="0"/>
+            </w:pPr>
+            <w:r>
+              <w:rPr>
+                <w:b/>
+                <w:bCs/>
+                <w:sz w:val="19"/>
+                <w:szCs w:val="19"/>
+              </w:rPr>
+              <w:t xml:space="preserve">CIFOR-ICRAF server</w:t>
+            </w:r>
+          </w:p>
+        </w:tc>
+        <w:tc>
+          <w:tcPr>
+            <w:tcW w:type="dxa" w:w="3950"/>
+            <w:tcMar>
+              <w:top w:type="dxa" w:w="60"/>
+              <w:left w:type="dxa" w:w="90"/>
+              <w:bottom w:type="dxa" w:w="60"/>
+              <w:right w:type="dxa" w:w="90"/>
+            </w:tcMar>
+          </w:tcPr>
+          <w:p>
+            <w:pPr>
+              <w:spacing w:after="0"/>
+            </w:pPr>
+            <w:r>
+              <w:rPr>
+                <w:sz w:val="19"/>
+                <w:szCs w:val="19"/>
+              </w:rPr>
+              <w:t xml:space="preserve">Python job on server cron; no always-on load</w:t>
             </w:r>
           </w:p>
         </w:tc>
@@ -458,7 +468,32 @@
       <w:tr>
         <w:tc>
           <w:tcPr>
-            <w:tcW w:type="dxa" w:w="3000"/>
+            <w:tcW w:type="dxa" w:w="3050"/>
+            <w:shd w:fill="EEF2F6" w:color="auto" w:val="clear"/>
+            <w:tcMar>
+              <w:top w:type="dxa" w:w="60"/>
+              <w:left w:type="dxa" w:w="90"/>
+              <w:bottom w:type="dxa" w:w="60"/>
+              <w:right w:type="dxa" w:w="90"/>
+            </w:tcMar>
+          </w:tcPr>
+          <w:p>
+            <w:pPr>
+              <w:spacing w:after="0"/>
+            </w:pPr>
+            <w:r>
+              <w:rPr>
+                <w:sz w:val="19"/>
+                <w:szCs w:val="19"/>
+              </w:rPr>
+              <w:t xml:space="preserve">Document archives (OCR + reader)</w:t>
+            </w:r>
+          </w:p>
+        </w:tc>
+        <w:tc>
+          <w:tcPr>
+            <w:tcW w:type="dxa" w:w="2360"/>
+            <w:shd w:fill="EEF2F6" w:color="auto" w:val="clear"/>
             <w:tcMar>
               <w:top w:type="dxa" w:w="60"/>
               <w:left w:type="dxa" w:w="90"/>
@@ -477,78 +512,31 @@
                 <w:sz w:val="19"/>
                 <w:szCs w:val="19"/>
               </w:rPr>
-              <w:t xml:space="preserve">Private data + logins</w:t>
-            </w:r>
-          </w:p>
-        </w:tc>
-        <w:tc>
-          <w:tcPr>
-            <w:tcW w:type="dxa" w:w="1700"/>
-            <w:tcMar>
-              <w:top w:type="dxa" w:w="60"/>
-              <w:left w:type="dxa" w:w="90"/>
-              <w:bottom w:type="dxa" w:w="60"/>
-              <w:right w:type="dxa" w:w="90"/>
-            </w:tcMar>
-          </w:tcPr>
-          <w:p>
-            <w:pPr>
-              <w:spacing w:after="0"/>
-            </w:pPr>
-            <w:r>
-              <w:rPr>
-                <w:b/>
-                <w:bCs/>
-                <w:sz w:val="19"/>
-                <w:szCs w:val="19"/>
-              </w:rPr>
-              <w:t xml:space="preserve">Yes — small database</w:t>
-            </w:r>
-          </w:p>
-        </w:tc>
-        <w:tc>
-          <w:tcPr>
-            <w:tcW w:type="dxa" w:w="3300"/>
-            <w:tcMar>
-              <w:top w:type="dxa" w:w="60"/>
-              <w:left w:type="dxa" w:w="90"/>
-              <w:bottom w:type="dxa" w:w="60"/>
-              <w:right w:type="dxa" w:w="90"/>
-            </w:tcMar>
-          </w:tcPr>
-          <w:p>
-            <w:pPr>
-              <w:spacing w:after="0"/>
-            </w:pPr>
-            <w:r>
-              <w:rPr>
-                <w:sz w:val="19"/>
-                <w:szCs w:val="19"/>
-              </w:rPr>
-              <w:t xml:space="preserve">CIFOR-ICRAF or managed cloud</w:t>
-            </w:r>
-          </w:p>
-        </w:tc>
-        <w:tc>
-          <w:tcPr>
-            <w:tcW w:type="dxa" w:w="1360"/>
-            <w:tcMar>
-              <w:top w:type="dxa" w:w="60"/>
-              <w:left w:type="dxa" w:w="90"/>
-              <w:bottom w:type="dxa" w:w="60"/>
-              <w:right w:type="dxa" w:w="90"/>
-            </w:tcMar>
-          </w:tcPr>
-          <w:p>
-            <w:pPr>
-              <w:spacing w:after="0"/>
-            </w:pPr>
-            <w:r>
-              <w:rPr>
-                <w:sz w:val="19"/>
-                <w:szCs w:val="19"/>
-              </w:rPr>
-              <w:t xml:space="preserve">~$0–25/mo</w:t>
+              <w:t xml:space="preserve">CIFOR-ICRAF server + storage</w:t>
+            </w:r>
+          </w:p>
+        </w:tc>
+        <w:tc>
+          <w:tcPr>
+            <w:tcW w:type="dxa" w:w="3950"/>
+            <w:shd w:fill="EEF2F6" w:color="auto" w:val="clear"/>
+            <w:tcMar>
+              <w:top w:type="dxa" w:w="60"/>
+              <w:left w:type="dxa" w:w="90"/>
+              <w:bottom w:type="dxa" w:w="60"/>
+              <w:right w:type="dxa" w:w="90"/>
+            </w:tcMar>
+          </w:tcPr>
+          <w:p>
+            <w:pPr>
+              <w:spacing w:after="0"/>
+            </w:pPr>
+            <w:r>
+              <w:rPr>
+                <w:sz w:val="19"/>
+                <w:szCs w:val="19"/>
+              </w:rPr>
+              <w:t xml:space="preserve">Search index and scanned originals stay in-house</w:t>
             </w:r>
           </w:p>
         </w:tc>
@@ -556,193 +544,70 @@
       <w:tr>
         <w:tc>
           <w:tcPr>
-            <w:tcW w:type="dxa" w:w="3000"/>
-            <w:shd w:fill="EEF2F6" w:color="auto" w:val="clear"/>
-            <w:tcMar>
-              <w:top w:type="dxa" w:w="60"/>
-              <w:left w:type="dxa" w:w="90"/>
-              <w:bottom w:type="dxa" w:w="60"/>
-              <w:right w:type="dxa" w:w="90"/>
-            </w:tcMar>
-          </w:tcPr>
-          <w:p>
-            <w:pPr>
-              <w:spacing w:after="0"/>
-            </w:pPr>
-            <w:r>
-              <w:rPr>
-                <w:b/>
-                <w:bCs/>
-                <w:sz w:val="19"/>
-                <w:szCs w:val="19"/>
-              </w:rPr>
-              <w:t xml:space="preserve">Scheduled processing &amp; reporting</w:t>
-            </w:r>
-          </w:p>
-        </w:tc>
-        <w:tc>
-          <w:tcPr>
-            <w:tcW w:type="dxa" w:w="1700"/>
-            <w:shd w:fill="EEF2F6" w:color="auto" w:val="clear"/>
-            <w:tcMar>
-              <w:top w:type="dxa" w:w="60"/>
-              <w:left w:type="dxa" w:w="90"/>
-              <w:bottom w:type="dxa" w:w="60"/>
-              <w:right w:type="dxa" w:w="90"/>
-            </w:tcMar>
-          </w:tcPr>
-          <w:p>
-            <w:pPr>
-              <w:spacing w:after="0"/>
-            </w:pPr>
-            <w:r>
-              <w:rPr>
-                <w:sz w:val="19"/>
-                <w:szCs w:val="19"/>
-              </w:rPr>
-              <w:t xml:space="preserve">Scheduled, not 24/7</w:t>
-            </w:r>
-          </w:p>
-        </w:tc>
-        <w:tc>
-          <w:tcPr>
-            <w:tcW w:type="dxa" w:w="3300"/>
-            <w:shd w:fill="EEF2F6" w:color="auto" w:val="clear"/>
-            <w:tcMar>
-              <w:top w:type="dxa" w:w="60"/>
-              <w:left w:type="dxa" w:w="90"/>
-              <w:bottom w:type="dxa" w:w="60"/>
-              <w:right w:type="dxa" w:w="90"/>
-            </w:tcMar>
-          </w:tcPr>
-          <w:p>
-            <w:pPr>
-              <w:spacing w:after="0"/>
-            </w:pPr>
-            <w:r>
-              <w:rPr>
-                <w:sz w:val="19"/>
-                <w:szCs w:val="19"/>
-              </w:rPr>
-              <w:t xml:space="preserve">CIFOR-ICRAF or GitHub Actions</w:t>
-            </w:r>
-          </w:p>
-        </w:tc>
-        <w:tc>
-          <w:tcPr>
-            <w:tcW w:type="dxa" w:w="1360"/>
-            <w:shd w:fill="EEF2F6" w:color="auto" w:val="clear"/>
-            <w:tcMar>
-              <w:top w:type="dxa" w:w="60"/>
-              <w:left w:type="dxa" w:w="90"/>
-              <w:bottom w:type="dxa" w:w="60"/>
-              <w:right w:type="dxa" w:w="90"/>
-            </w:tcMar>
-          </w:tcPr>
-          <w:p>
-            <w:pPr>
-              <w:spacing w:after="0"/>
-            </w:pPr>
-            <w:r>
-              <w:rPr>
-                <w:sz w:val="19"/>
-                <w:szCs w:val="19"/>
-              </w:rPr>
-              <w:t xml:space="preserve">~$0</w:t>
-            </w:r>
-          </w:p>
-        </w:tc>
-      </w:tr>
-      <w:tr>
-        <w:tc>
-          <w:tcPr>
-            <w:tcW w:type="dxa" w:w="3000"/>
-            <w:tcMar>
-              <w:top w:type="dxa" w:w="60"/>
-              <w:left w:type="dxa" w:w="90"/>
-              <w:bottom w:type="dxa" w:w="60"/>
-              <w:right w:type="dxa" w:w="90"/>
-            </w:tcMar>
-          </w:tcPr>
-          <w:p>
-            <w:pPr>
-              <w:spacing w:after="0"/>
-            </w:pPr>
-            <w:r>
-              <w:rPr>
-                <w:sz w:val="19"/>
-                <w:szCs w:val="19"/>
-              </w:rPr>
-              <w:t xml:space="preserve">Document archives (OCR search + reader)</w:t>
-            </w:r>
-          </w:p>
-        </w:tc>
-        <w:tc>
-          <w:tcPr>
-            <w:tcW w:type="dxa" w:w="1700"/>
-            <w:tcMar>
-              <w:top w:type="dxa" w:w="60"/>
-              <w:left w:type="dxa" w:w="90"/>
-              <w:bottom w:type="dxa" w:w="60"/>
-              <w:right w:type="dxa" w:w="90"/>
-            </w:tcMar>
-          </w:tcPr>
-          <w:p>
-            <w:pPr>
-              <w:spacing w:after="0"/>
-            </w:pPr>
-            <w:r>
-              <w:rPr>
-                <w:sz w:val="19"/>
-                <w:szCs w:val="19"/>
-              </w:rPr>
-              <w:t xml:space="preserve">Yes — index server-side</w:t>
-            </w:r>
-          </w:p>
-        </w:tc>
-        <w:tc>
-          <w:tcPr>
-            <w:tcW w:type="dxa" w:w="3300"/>
-            <w:tcMar>
-              <w:top w:type="dxa" w:w="60"/>
-              <w:left w:type="dxa" w:w="90"/>
-              <w:bottom w:type="dxa" w:w="60"/>
-              <w:right w:type="dxa" w:w="90"/>
-            </w:tcMar>
-          </w:tcPr>
-          <w:p>
-            <w:pPr>
-              <w:spacing w:after="0"/>
-            </w:pPr>
-            <w:r>
-              <w:rPr>
-                <w:sz w:val="19"/>
-                <w:szCs w:val="19"/>
-              </w:rPr>
-              <w:t xml:space="preserve">Same box as the database</w:t>
-            </w:r>
-          </w:p>
-        </w:tc>
-        <w:tc>
-          <w:tcPr>
-            <w:tcW w:type="dxa" w:w="1360"/>
-            <w:tcMar>
-              <w:top w:type="dxa" w:w="60"/>
-              <w:left w:type="dxa" w:w="90"/>
-              <w:bottom w:type="dxa" w:w="60"/>
-              <w:right w:type="dxa" w:w="90"/>
-            </w:tcMar>
-          </w:tcPr>
-          <w:p>
-            <w:pPr>
-              <w:spacing w:after="0"/>
-            </w:pPr>
-            <w:r>
-              <w:rPr>
-                <w:sz w:val="19"/>
-                <w:szCs w:val="19"/>
-              </w:rPr>
-              <w:t xml:space="preserve">included</w:t>
+            <w:tcW w:type="dxa" w:w="3050"/>
+            <w:tcMar>
+              <w:top w:type="dxa" w:w="60"/>
+              <w:left w:type="dxa" w:w="90"/>
+              <w:bottom w:type="dxa" w:w="60"/>
+              <w:right w:type="dxa" w:w="90"/>
+            </w:tcMar>
+          </w:tcPr>
+          <w:p>
+            <w:pPr>
+              <w:spacing w:after="0"/>
+            </w:pPr>
+            <w:r>
+              <w:rPr>
+                <w:sz w:val="19"/>
+                <w:szCs w:val="19"/>
+              </w:rPr>
+              <w:t xml:space="preserve">Satellite / deforestation source data</w:t>
+            </w:r>
+          </w:p>
+        </w:tc>
+        <w:tc>
+          <w:tcPr>
+            <w:tcW w:type="dxa" w:w="2360"/>
+            <w:tcMar>
+              <w:top w:type="dxa" w:w="60"/>
+              <w:left w:type="dxa" w:w="90"/>
+              <w:bottom w:type="dxa" w:w="60"/>
+              <w:right w:type="dxa" w:w="90"/>
+            </w:tcMar>
+          </w:tcPr>
+          <w:p>
+            <w:pPr>
+              <w:spacing w:after="0"/>
+            </w:pPr>
+            <w:r>
+              <w:rPr>
+                <w:sz w:val="19"/>
+                <w:szCs w:val="19"/>
+              </w:rPr>
+              <w:t xml:space="preserve">Read over the internet</w:t>
+            </w:r>
+          </w:p>
+        </w:tc>
+        <w:tc>
+          <w:tcPr>
+            <w:tcW w:type="dxa" w:w="3950"/>
+            <w:tcMar>
+              <w:top w:type="dxa" w:w="60"/>
+              <w:left w:type="dxa" w:w="90"/>
+              <w:bottom w:type="dxa" w:w="60"/>
+              <w:right w:type="dxa" w:w="90"/>
+            </w:tcMar>
+          </w:tcPr>
+          <w:p>
+            <w:pPr>
+              <w:spacing w:after="0"/>
+            </w:pPr>
+            <w:r>
+              <w:rPr>
+                <w:sz w:val="19"/>
+                <w:szCs w:val="19"/>
+              </w:rPr>
+              <w:t xml:space="preserve">Free public feeds — data pulled in, nothing to host</w:t>
             </w:r>
           </w:p>
         </w:tc>
@@ -753,27 +618,17 @@
         <w:spacing w:before="120" w:after="200"/>
       </w:pPr>
       <w:r>
-        <w:t xml:space="preserve">The only two rows that involve CIFOR-ICRAF IT are the </w:t>
-      </w:r>
-      <w:r>
-        <w:rPr>
-          <w:b/>
-          <w:bCs/>
-        </w:rPr>
-        <w:t xml:space="preserve">private database</w:t>
-      </w:r>
-      <w:r>
-        <w:t xml:space="preserve"> and the </w:t>
-      </w:r>
-      <w:r>
-        <w:rPr>
-          <w:b/>
-          <w:bCs/>
-        </w:rPr>
-        <w:t xml:space="preserve">scheduled processing</w:t>
-      </w:r>
-      <w:r>
-        <w:t xml:space="preserve"> — and both can sit on a single machine.</w:t>
+        <w:t xml:space="preserve">Everything the project controls is hosted by CIFOR-ICRAF. The only thing that comes from outside is the raw satellite imagery itself, which is </w:t>
+      </w:r>
+      <w:r>
+        <w:rPr>
+          <w:b/>
+          <w:bCs/>
+        </w:rPr>
+        <w:t xml:space="preserve">downloaded</w:t>
+      </w:r>
+      <w:r>
+        <w:t xml:space="preserve"> from free public providers — it needs no hosting, no contract and, for the core feeds, no account.</w:t>
       </w:r>
     </w:p>
     <w:p>
@@ -791,7 +646,7 @@
         <w:spacing w:before="240" w:after="120"/>
       </w:pPr>
       <w:r>
-        <w:t xml:space="preserve">A.  One small Linux VM (or container) — this is the whole ask</w:t>
+        <w:t xml:space="preserve">A.  One Linux server (or VM) that hosts the whole portal</w:t>
       </w:r>
     </w:p>
     <w:p>
@@ -831,7 +686,7 @@
         <w:t xml:space="preserve">Size: </w:t>
       </w:r>
       <w:r>
-        <w:t xml:space="preserve">~2 vCPU, 4 GB RAM, 40–80 GB disk to start (easily scaled later)</w:t>
+        <w:t xml:space="preserve">~4 vCPU, 8 GB RAM, 100+ GB disk to start (disk grows with the scanned archive; all figures easily scaled later)</w:t>
       </w:r>
     </w:p>
     <w:p>
@@ -851,7 +706,7 @@
         <w:t xml:space="preserve">Software: </w:t>
       </w:r>
       <w:r>
-        <w:t xml:space="preserve">PostgreSQL with the PostGIS extension; ability to run Python 3 and Docker (helpful, not required)</w:t>
+        <w:t xml:space="preserve">a web server (nginx / Apache) for the static site; PostgreSQL with the PostGIS extension; Python 3; Docker helpful but not required</w:t>
       </w:r>
     </w:p>
     <w:p>
@@ -868,10 +723,10 @@
           <w:b/>
           <w:bCs/>
         </w:rPr>
-        <w:t xml:space="preserve">Network: </w:t>
-      </w:r>
-      <w:r>
-        <w:t xml:space="preserve">outbound HTTPS to reach Google Earth Engine and free tile services; HTTPS (443) inbound for the API, ideally behind their reverse proxy with a TLS cert</w:t>
+        <w:t xml:space="preserve">Scheduling: </w:t>
+      </w:r>
+      <w:r>
+        <w:t xml:space="preserve">server cron (or systemd timers) to run the reporting job on a schedule</w:t>
       </w:r>
     </w:p>
     <w:p>
@@ -888,10 +743,10 @@
           <w:b/>
           <w:bCs/>
         </w:rPr>
-        <w:t xml:space="preserve">A subdomain </w:t>
-      </w:r>
-      <w:r>
-        <w:t xml:space="preserve">under a CIFOR-ICRAF or project domain (e.g. portal-api.… / maps.…)</w:t>
+        <w:t xml:space="preserve">A public web address: </w:t>
+      </w:r>
+      <w:r>
+        <w:t xml:space="preserve">a subdomain under a CIFOR-ICRAF or project domain (e.g. oro-portal.…) with a TLS certificate and HTTPS (443) inbound, ideally behind their standard reverse proxy</w:t>
       </w:r>
     </w:p>
     <w:p>
@@ -908,10 +763,10 @@
           <w:b/>
           <w:bCs/>
         </w:rPr>
-        <w:t xml:space="preserve">Backups: </w:t>
-      </w:r>
-      <w:r>
-        <w:t xml:space="preserve">their standard nightly DB backup + snapshot policy</w:t>
+        <w:t xml:space="preserve">Outbound internet (HTTPS): </w:t>
+      </w:r>
+      <w:r>
+        <w:t xml:space="preserve">so the server can pull free satellite data feeds</w:t>
       </w:r>
     </w:p>
     <w:p>
@@ -928,19 +783,10 @@
           <w:b/>
           <w:bCs/>
         </w:rPr>
-        <w:t xml:space="preserve">Maintenance: </w:t>
-      </w:r>
-      <w:r>
-        <w:t xml:space="preserve">confirm whether IT handles OS / security patching, or we do</w:t>
-      </w:r>
-    </w:p>
-    <w:p>
-      <w:pPr>
-        <w:pStyle w:val="Heading2"/>
-        <w:spacing w:before="240" w:after="120"/>
-      </w:pPr>
-      <w:r>
-        <w:t xml:space="preserve">B.  Storage for the document-archive originals</w:t>
+        <w:t xml:space="preserve">Backups: </w:t>
+      </w:r>
+      <w:r>
+        <w:t xml:space="preserve">their standard nightly database backup + file / snapshot policy</w:t>
       </w:r>
     </w:p>
     <w:p>
@@ -953,7 +799,27 @@
         <w:spacing w:after="60"/>
       </w:pPr>
       <w:r>
-        <w:t xml:space="preserve">Scanned collections (Managalas, CSIRO, Kokoda, QABB, …). The OCR text index is small; the scanned PDFs / images are the bulk. Estimate total GB once digitised. Can live on the same VM's disk or an object / file store they already run.</w:t>
+        <w:rPr>
+          <w:b/>
+          <w:bCs/>
+        </w:rPr>
+        <w:t xml:space="preserve">Maintenance: </w:t>
+      </w:r>
+      <w:r>
+        <w:t xml:space="preserve">confirm IT owns OS / security patching and uptime, or that we do</w:t>
+      </w:r>
+    </w:p>
+    <w:p>
+      <w:pPr>
+        <w:spacing w:before="60" w:after="200"/>
+      </w:pPr>
+      <w:r>
+        <w:rPr>
+          <w:i/>
+          <w:iCs/>
+          <w:color w:val="5A5A5A"/>
+        </w:rPr>
+        <w:t xml:space="preserve">A single machine covers all five components above. It can later be split (web server separate from database) if load ever requires it, but that is not needed to start.</w:t>
       </w:r>
     </w:p>
     <w:p>
@@ -962,7 +828,414 @@
         <w:spacing w:before="240" w:after="120"/>
       </w:pPr>
       <w:r>
-        <w:t xml:space="preserve">C.  Google Earth Engine access</w:t>
+        <w:t xml:space="preserve">B.  Storage for the document-archive originals</w:t>
+      </w:r>
+    </w:p>
+    <w:p>
+      <w:pPr>
+        <w:spacing w:after="120"/>
+      </w:pPr>
+      <w:r>
+        <w:t xml:space="preserve">The scanned PDFs / images are the bulk of the disk need (the OCR text index itself is small). Current estimates:</w:t>
+      </w:r>
+    </w:p>
+    <w:tbl>
+      <w:tblPr>
+        <w:tblW w:type="dxa" w:w="6600"/>
+        <w:tblBorders>
+          <w:top w:val="single" w:color="CBD5E1" w:sz="2"/>
+          <w:left w:val="single" w:color="CBD5E1" w:sz="2"/>
+          <w:bottom w:val="single" w:color="CBD5E1" w:sz="2"/>
+          <w:right w:val="single" w:color="CBD5E1" w:sz="2"/>
+          <w:insideH w:val="single" w:color="CBD5E1" w:sz="2"/>
+          <w:insideV w:val="single" w:color="CBD5E1" w:sz="2"/>
+        </w:tblBorders>
+      </w:tblPr>
+      <w:tblGrid>
+        <w:gridCol w:w="4400"/>
+        <w:gridCol w:w="2200"/>
+      </w:tblGrid>
+      <w:tr>
+        <w:trPr>
+          <w:tblHeader/>
+        </w:trPr>
+        <w:tc>
+          <w:tcPr>
+            <w:tcW w:type="dxa" w:w="4400"/>
+            <w:shd w:fill="1F3A5F" w:color="auto" w:val="clear"/>
+            <w:tcMar>
+              <w:top w:type="dxa" w:w="60"/>
+              <w:left w:type="dxa" w:w="90"/>
+              <w:bottom w:type="dxa" w:w="60"/>
+              <w:right w:type="dxa" w:w="90"/>
+            </w:tcMar>
+          </w:tcPr>
+          <w:p>
+            <w:pPr>
+              <w:spacing w:after="120"/>
+            </w:pPr>
+            <w:r>
+              <w:rPr>
+                <w:b/>
+                <w:bCs/>
+                <w:color w:val="FFFFFF"/>
+                <w:sz w:val="19"/>
+                <w:szCs w:val="19"/>
+              </w:rPr>
+              <w:t xml:space="preserve">Archive</w:t>
+            </w:r>
+          </w:p>
+        </w:tc>
+        <w:tc>
+          <w:tcPr>
+            <w:tcW w:type="dxa" w:w="2200"/>
+            <w:shd w:fill="1F3A5F" w:color="auto" w:val="clear"/>
+            <w:tcMar>
+              <w:top w:type="dxa" w:w="60"/>
+              <w:left w:type="dxa" w:w="90"/>
+              <w:bottom w:type="dxa" w:w="60"/>
+              <w:right w:type="dxa" w:w="90"/>
+            </w:tcMar>
+          </w:tcPr>
+          <w:p>
+            <w:pPr>
+              <w:spacing w:after="120"/>
+            </w:pPr>
+            <w:r>
+              <w:rPr>
+                <w:b/>
+                <w:bCs/>
+                <w:color w:val="FFFFFF"/>
+                <w:sz w:val="19"/>
+                <w:szCs w:val="19"/>
+              </w:rPr>
+              <w:t xml:space="preserve">Estimated size</w:t>
+            </w:r>
+          </w:p>
+        </w:tc>
+      </w:tr>
+      <w:tr>
+        <w:tc>
+          <w:tcPr>
+            <w:tcW w:type="dxa" w:w="4400"/>
+            <w:tcMar>
+              <w:top w:type="dxa" w:w="60"/>
+              <w:left w:type="dxa" w:w="90"/>
+              <w:bottom w:type="dxa" w:w="60"/>
+              <w:right w:type="dxa" w:w="90"/>
+            </w:tcMar>
+          </w:tcPr>
+          <w:p>
+            <w:pPr>
+              <w:spacing w:after="0"/>
+            </w:pPr>
+            <w:r>
+              <w:rPr>
+                <w:sz w:val="19"/>
+                <w:szCs w:val="19"/>
+              </w:rPr>
+              <w:t xml:space="preserve">Managalas (MCA)</w:t>
+            </w:r>
+          </w:p>
+        </w:tc>
+        <w:tc>
+          <w:tcPr>
+            <w:tcW w:type="dxa" w:w="2200"/>
+            <w:tcMar>
+              <w:top w:type="dxa" w:w="60"/>
+              <w:left w:type="dxa" w:w="90"/>
+              <w:bottom w:type="dxa" w:w="60"/>
+              <w:right w:type="dxa" w:w="90"/>
+            </w:tcMar>
+          </w:tcPr>
+          <w:p>
+            <w:pPr>
+              <w:spacing w:after="0"/>
+            </w:pPr>
+            <w:r>
+              <w:rPr>
+                <w:sz w:val="19"/>
+                <w:szCs w:val="19"/>
+              </w:rPr>
+              <w:t xml:space="preserve">1 GB</w:t>
+            </w:r>
+          </w:p>
+        </w:tc>
+      </w:tr>
+      <w:tr>
+        <w:tc>
+          <w:tcPr>
+            <w:tcW w:type="dxa" w:w="4400"/>
+            <w:shd w:fill="EEF2F6" w:color="auto" w:val="clear"/>
+            <w:tcMar>
+              <w:top w:type="dxa" w:w="60"/>
+              <w:left w:type="dxa" w:w="90"/>
+              <w:bottom w:type="dxa" w:w="60"/>
+              <w:right w:type="dxa" w:w="90"/>
+            </w:tcMar>
+          </w:tcPr>
+          <w:p>
+            <w:pPr>
+              <w:spacing w:after="0"/>
+            </w:pPr>
+            <w:r>
+              <w:rPr>
+                <w:sz w:val="19"/>
+                <w:szCs w:val="19"/>
+              </w:rPr>
+              <w:t xml:space="preserve">QABB</w:t>
+            </w:r>
+          </w:p>
+        </w:tc>
+        <w:tc>
+          <w:tcPr>
+            <w:tcW w:type="dxa" w:w="2200"/>
+            <w:shd w:fill="EEF2F6" w:color="auto" w:val="clear"/>
+            <w:tcMar>
+              <w:top w:type="dxa" w:w="60"/>
+              <w:left w:type="dxa" w:w="90"/>
+              <w:bottom w:type="dxa" w:w="60"/>
+              <w:right w:type="dxa" w:w="90"/>
+            </w:tcMar>
+          </w:tcPr>
+          <w:p>
+            <w:pPr>
+              <w:spacing w:after="0"/>
+            </w:pPr>
+            <w:r>
+              <w:rPr>
+                <w:sz w:val="19"/>
+                <w:szCs w:val="19"/>
+              </w:rPr>
+              <w:t xml:space="preserve">1 GB</w:t>
+            </w:r>
+          </w:p>
+        </w:tc>
+      </w:tr>
+      <w:tr>
+        <w:tc>
+          <w:tcPr>
+            <w:tcW w:type="dxa" w:w="4400"/>
+            <w:tcMar>
+              <w:top w:type="dxa" w:w="60"/>
+              <w:left w:type="dxa" w:w="90"/>
+              <w:bottom w:type="dxa" w:w="60"/>
+              <w:right w:type="dxa" w:w="90"/>
+            </w:tcMar>
+          </w:tcPr>
+          <w:p>
+            <w:pPr>
+              <w:spacing w:after="0"/>
+            </w:pPr>
+            <w:r>
+              <w:rPr>
+                <w:sz w:val="19"/>
+                <w:szCs w:val="19"/>
+              </w:rPr>
+              <w:t xml:space="preserve">Kokoda</w:t>
+            </w:r>
+          </w:p>
+        </w:tc>
+        <w:tc>
+          <w:tcPr>
+            <w:tcW w:type="dxa" w:w="2200"/>
+            <w:tcMar>
+              <w:top w:type="dxa" w:w="60"/>
+              <w:left w:type="dxa" w:w="90"/>
+              <w:bottom w:type="dxa" w:w="60"/>
+              <w:right w:type="dxa" w:w="90"/>
+            </w:tcMar>
+          </w:tcPr>
+          <w:p>
+            <w:pPr>
+              <w:spacing w:after="0"/>
+            </w:pPr>
+            <w:r>
+              <w:rPr>
+                <w:sz w:val="19"/>
+                <w:szCs w:val="19"/>
+              </w:rPr>
+              <w:t xml:space="preserve">1 GB</w:t>
+            </w:r>
+          </w:p>
+        </w:tc>
+      </w:tr>
+      <w:tr>
+        <w:tc>
+          <w:tcPr>
+            <w:tcW w:type="dxa" w:w="4400"/>
+            <w:shd w:fill="EEF2F6" w:color="auto" w:val="clear"/>
+            <w:tcMar>
+              <w:top w:type="dxa" w:w="60"/>
+              <w:left w:type="dxa" w:w="90"/>
+              <w:bottom w:type="dxa" w:w="60"/>
+              <w:right w:type="dxa" w:w="90"/>
+            </w:tcMar>
+          </w:tcPr>
+          <w:p>
+            <w:pPr>
+              <w:spacing w:after="0"/>
+            </w:pPr>
+            <w:r>
+              <w:rPr>
+                <w:sz w:val="19"/>
+                <w:szCs w:val="19"/>
+              </w:rPr>
+              <w:t xml:space="preserve">CSIRO</w:t>
+            </w:r>
+          </w:p>
+        </w:tc>
+        <w:tc>
+          <w:tcPr>
+            <w:tcW w:type="dxa" w:w="2200"/>
+            <w:shd w:fill="EEF2F6" w:color="auto" w:val="clear"/>
+            <w:tcMar>
+              <w:top w:type="dxa" w:w="60"/>
+              <w:left w:type="dxa" w:w="90"/>
+              <w:bottom w:type="dxa" w:w="60"/>
+              <w:right w:type="dxa" w:w="90"/>
+            </w:tcMar>
+          </w:tcPr>
+          <w:p>
+            <w:pPr>
+              <w:spacing w:after="0"/>
+            </w:pPr>
+            <w:r>
+              <w:rPr>
+                <w:sz w:val="19"/>
+                <w:szCs w:val="19"/>
+              </w:rPr>
+              <w:t xml:space="preserve">100 MB</w:t>
+            </w:r>
+          </w:p>
+        </w:tc>
+      </w:tr>
+      <w:tr>
+        <w:tc>
+          <w:tcPr>
+            <w:tcW w:type="dxa" w:w="4400"/>
+            <w:tcMar>
+              <w:top w:type="dxa" w:w="60"/>
+              <w:left w:type="dxa" w:w="90"/>
+              <w:bottom w:type="dxa" w:w="60"/>
+              <w:right w:type="dxa" w:w="90"/>
+            </w:tcMar>
+          </w:tcPr>
+          <w:p>
+            <w:pPr>
+              <w:spacing w:after="0"/>
+            </w:pPr>
+            <w:r>
+              <w:rPr>
+                <w:sz w:val="19"/>
+                <w:szCs w:val="19"/>
+              </w:rPr>
+              <w:t xml:space="preserve">Allowance for other / future archives</w:t>
+            </w:r>
+          </w:p>
+        </w:tc>
+        <w:tc>
+          <w:tcPr>
+            <w:tcW w:type="dxa" w:w="2200"/>
+            <w:tcMar>
+              <w:top w:type="dxa" w:w="60"/>
+              <w:left w:type="dxa" w:w="90"/>
+              <w:bottom w:type="dxa" w:w="60"/>
+              <w:right w:type="dxa" w:w="90"/>
+            </w:tcMar>
+          </w:tcPr>
+          <w:p>
+            <w:pPr>
+              <w:spacing w:after="0"/>
+            </w:pPr>
+            <w:r>
+              <w:rPr>
+                <w:sz w:val="19"/>
+                <w:szCs w:val="19"/>
+              </w:rPr>
+              <w:t xml:space="preserve">5 GB</w:t>
+            </w:r>
+          </w:p>
+        </w:tc>
+      </w:tr>
+      <w:tr>
+        <w:tc>
+          <w:tcPr>
+            <w:tcW w:type="dxa" w:w="4400"/>
+            <w:shd w:fill="DDE7EF" w:color="auto" w:val="clear"/>
+            <w:tcMar>
+              <w:top w:type="dxa" w:w="60"/>
+              <w:left w:type="dxa" w:w="90"/>
+              <w:bottom w:type="dxa" w:w="60"/>
+              <w:right w:type="dxa" w:w="90"/>
+            </w:tcMar>
+          </w:tcPr>
+          <w:p>
+            <w:pPr>
+              <w:spacing w:after="0"/>
+            </w:pPr>
+            <w:r>
+              <w:rPr>
+                <w:b/>
+                <w:bCs/>
+                <w:sz w:val="19"/>
+                <w:szCs w:val="19"/>
+              </w:rPr>
+              <w:t xml:space="preserve">Total to plan for</w:t>
+            </w:r>
+          </w:p>
+        </w:tc>
+        <w:tc>
+          <w:tcPr>
+            <w:tcW w:type="dxa" w:w="2200"/>
+            <w:shd w:fill="DDE7EF" w:color="auto" w:val="clear"/>
+            <w:tcMar>
+              <w:top w:type="dxa" w:w="60"/>
+              <w:left w:type="dxa" w:w="90"/>
+              <w:bottom w:type="dxa" w:w="60"/>
+              <w:right w:type="dxa" w:w="90"/>
+            </w:tcMar>
+          </w:tcPr>
+          <w:p>
+            <w:pPr>
+              <w:spacing w:after="0"/>
+            </w:pPr>
+            <w:r>
+              <w:rPr>
+                <w:b/>
+                <w:bCs/>
+                <w:sz w:val="19"/>
+                <w:szCs w:val="19"/>
+              </w:rPr>
+              <w:t xml:space="preserve">~8 GB</w:t>
+            </w:r>
+          </w:p>
+        </w:tc>
+      </w:tr>
+    </w:tbl>
+    <w:p>
+      <w:pPr>
+        <w:spacing w:before="120" w:after="200"/>
+      </w:pPr>
+      <w:r>
+        <w:t xml:space="preserve">So ~8 GB of scanned originals today, comfortably inside the 100 GB disk above (which also holds the OS, database, working space and generated reports). Can live on the server's own disk or on an institutional file / object store IT already runs.</w:t>
+      </w:r>
+    </w:p>
+    <w:p>
+      <w:pPr>
+        <w:pStyle w:val="Heading2"/>
+        <w:spacing w:before="240" w:after="120"/>
+      </w:pPr>
+      <w:r>
+        <w:t xml:space="preserve">C.  Satellite processing — one decision for IT to note</w:t>
+      </w:r>
+    </w:p>
+    <w:p>
+      <w:pPr>
+        <w:spacing w:after="120"/>
+      </w:pPr>
+      <w:r>
+        <w:t xml:space="preserve">The heavy satellite analysis can be done either way; either keeps hosting in-house:</w:t>
       </w:r>
     </w:p>
     <w:p>
@@ -975,16 +1248,14 @@
         <w:spacing w:after="60"/>
       </w:pPr>
       <w:r>
-        <w:t xml:space="preserve">Ask whether CIFOR-ICRAF already holds an Earth Engine account / service credential we can use (many research institutions do). This runs the satellite analysis for free and saves us provisioning our own.</w:t>
-      </w:r>
-    </w:p>
-    <w:p>
-      <w:pPr>
-        <w:pStyle w:val="Heading2"/>
-        <w:spacing w:before="240" w:after="120"/>
-      </w:pPr>
-      <w:r>
-        <w:t xml:space="preserve">D.  Two policy questions for them</w:t>
+        <w:rPr>
+          <w:b/>
+          <w:bCs/>
+        </w:rPr>
+        <w:t xml:space="preserve">Preferred (simplest): </w:t>
+      </w:r>
+      <w:r>
+        <w:t xml:space="preserve">use a free Google Earth Engine research account to run the analysis and pull back only the results. Earth Engine is an external compute service we send jobs to — it hosts nothing of ours and costs nothing. If CIFOR-ICRAF already holds an Earth Engine credential, we can use it.</w:t>
       </w:r>
     </w:p>
     <w:p>
@@ -1001,10 +1272,32 @@
           <w:b/>
           <w:bCs/>
         </w:rPr>
-        <w:t xml:space="preserve">Data sovereignty: </w:t>
-      </w:r>
-      <w:r>
-        <w:t xml:space="preserve">is IT comfortable that sensitive PNG / partner layers (PNGRIS, PNGLES, NFI, biodiversity, tenure) stay on their infrastructure? This is the main reason to host in-house rather than in commercial cloud.</w:t>
+        <w:t xml:space="preserve">Fully self-contained alternative: </w:t>
+      </w:r>
+      <w:r>
+        <w:t xml:space="preserve">if IT prefers zero external services, the same analysis can run on the CIFOR-ICRAF server with open-source tools (GDAL / rasterio / Sentinel downloads). This needs a little more disk and CPU but removes the last outside dependency entirely.</w:t>
+      </w:r>
+    </w:p>
+    <w:p>
+      <w:pPr>
+        <w:spacing w:after="120"/>
+      </w:pPr>
+      <w:r>
+        <w:rPr>
+          <w:i/>
+          <w:iCs/>
+          <w:color w:val="5A5A5A"/>
+        </w:rPr>
+        <w:t xml:space="preserve">Flag which of these CIFOR-ICRAF prefers — it is the only open choice in this setup.</w:t>
+      </w:r>
+    </w:p>
+    <w:p>
+      <w:pPr>
+        <w:pStyle w:val="Heading2"/>
+        <w:spacing w:before="240" w:after="120"/>
+      </w:pPr>
+      <w:r>
+        <w:t xml:space="preserve">D.  One policy question</w:t>
       </w:r>
     </w:p>
     <w:p>
@@ -1024,7 +1317,7 @@
         <w:t xml:space="preserve">Email sending: </w:t>
       </w:r>
       <w:r>
-        <w:t xml:space="preserve">can the reporting job send outbound email digests via an institutional SMTP relay, or should we use an external mail service?</w:t>
+        <w:t xml:space="preserve">the reporting job sends periodic email digests. Can it relay through an institutional SMTP server? (Keeps mail in-house too.)</w:t>
       </w:r>
     </w:p>
     <w:p>
@@ -1033,15 +1326,7 @@
         <w:spacing w:before="240" w:after="120"/>
       </w:pPr>
       <w:r>
-        <w:t xml:space="preserve">What they do not need to provide</w:t>
-      </w:r>
-    </w:p>
-    <w:p>
-      <w:pPr>
-        <w:spacing w:after="120"/>
-      </w:pPr>
-      <w:r>
-        <w:t xml:space="preserve">Worth stating explicitly, to keep the ask small:</w:t>
+        <w:t xml:space="preserve">Cost</w:t>
       </w:r>
     </w:p>
     <w:p>
@@ -1058,10 +1343,10 @@
           <w:b/>
           <w:bCs/>
         </w:rPr>
-        <w:t xml:space="preserve">No GIS server </w:t>
-      </w:r>
-      <w:r>
-        <w:t xml:space="preserve">(ArcGIS / GeoServer) — heavy satellite processing is offloaded to Google Earth Engine.</w:t>
+        <w:t xml:space="preserve">No recurring hosting cost </w:t>
+      </w:r>
+      <w:r>
+        <w:t xml:space="preserve">beyond CIFOR-ICRAF's own infrastructure — no cloud bills, no per-service subscriptions.</w:t>
       </w:r>
     </w:p>
     <w:p>
@@ -1074,14 +1359,17 @@
         <w:spacing w:after="60"/>
       </w:pPr>
       <w:r>
-        <w:rPr>
-          <w:b/>
-          <w:bCs/>
-        </w:rPr>
-        <w:t xml:space="preserve">No always-on compute </w:t>
-      </w:r>
-      <w:r>
-        <w:t xml:space="preserve">for processing — it runs on a schedule (cron) and is idle the rest of the time.</w:t>
+        <w:t xml:space="preserve">Only possible small item: a </w:t>
+      </w:r>
+      <w:r>
+        <w:rPr>
+          <w:b/>
+          <w:bCs/>
+        </w:rPr>
+        <w:t xml:space="preserve">custom domain name</w:t>
+      </w:r>
+      <w:r>
+        <w:t xml:space="preserve"> (~US$10–15/yr) if a suitable CIFOR-ICRAF domain isn't used.</w:t>
       </w:r>
     </w:p>
     <w:p>
@@ -1094,14 +1382,7 @@
         <w:spacing w:after="60"/>
       </w:pPr>
       <w:r>
-        <w:rPr>
-          <w:b/>
-          <w:bCs/>
-        </w:rPr>
-        <w:t xml:space="preserve">No hosting for the public website </w:t>
-      </w:r>
-      <w:r>
-        <w:t xml:space="preserve">— that is free external static hosting and can go live before any procurement.</w:t>
+        <w:t xml:space="preserve">Core satellite feeds are free; the standard Planet NICFI programme tier is free for this use.</w:t>
       </w:r>
     </w:p>
     <w:p>
@@ -1110,54 +1391,80 @@
         <w:spacing w:before="240" w:after="120"/>
       </w:pPr>
       <w:r>
-        <w:t xml:space="preserve">Recommended framing: the hybrid model</w:t>
-      </w:r>
-    </w:p>
-    <w:p>
-      <w:pPr>
-        <w:spacing w:after="120"/>
-      </w:pPr>
-      <w:r>
-        <w:t xml:space="preserve">Ship the </w:t>
-      </w:r>
-      <w:r>
-        <w:rPr>
-          <w:b/>
-          <w:bCs/>
-        </w:rPr>
-        <w:t xml:space="preserve">public map on free external hosting now</w:t>
-      </w:r>
-      <w:r>
-        <w:t xml:space="preserve"> (no procurement, no waiting), and ask CIFOR-ICRAF only for the </w:t>
-      </w:r>
-      <w:r>
-        <w:rPr>
-          <w:b/>
-          <w:bCs/>
-        </w:rPr>
-        <w:t xml:space="preserve">one small VM</w:t>
-      </w:r>
-      <w:r>
-        <w:t xml:space="preserve"> that holds the sensitive database and runs the scheduled reporting. Sensitive data stays under institutional control while everything public moves immediately.</w:t>
-      </w:r>
-    </w:p>
-    <w:p>
-      <w:pPr>
-        <w:pBdr>
-          <w:left w:val="single" w:color="1F3A5F" w:sz="18" w:space="12"/>
-        </w:pBdr>
-        <w:shd w:fill="EEF2F6" w:color="auto" w:val="clear"/>
+        <w:t xml:space="preserve">What this model gives you</w:t>
+      </w:r>
+    </w:p>
+    <w:p>
+      <w:pPr>
+        <w:pStyle w:val="ListParagraph"/>
+        <w:numPr>
+          <w:ilvl w:val="0"/>
+          <w:numId w:val="1"/>
+        </w:numPr>
+        <w:spacing w:after="60"/>
+      </w:pPr>
+      <w:r>
+        <w:rPr>
+          <w:b/>
+          <w:bCs/>
+        </w:rPr>
+        <w:t xml:space="preserve">Full data sovereignty </w:t>
+      </w:r>
+      <w:r>
+        <w:t xml:space="preserve">— every layer, document and log stays on institutional infrastructure; nothing sensitive leaves CIFOR-ICRAF control.</w:t>
+      </w:r>
+    </w:p>
+    <w:p>
+      <w:pPr>
+        <w:pStyle w:val="ListParagraph"/>
+        <w:numPr>
+          <w:ilvl w:val="0"/>
+          <w:numId w:val="1"/>
+        </w:numPr>
+        <w:spacing w:after="60"/>
+      </w:pPr>
+      <w:r>
+        <w:rPr>
+          <w:b/>
+          <w:bCs/>
+        </w:rPr>
+        <w:t xml:space="preserve">No third-party accounts or contracts </w:t>
+      </w:r>
+      <w:r>
+        <w:t xml:space="preserve">for hosting.</w:t>
+      </w:r>
+    </w:p>
+    <w:p>
+      <w:pPr>
+        <w:pStyle w:val="ListParagraph"/>
+        <w:numPr>
+          <w:ilvl w:val="0"/>
+          <w:numId w:val="1"/>
+        </w:numPr>
+        <w:spacing w:after="60"/>
+      </w:pPr>
+      <w:r>
+        <w:rPr>
+          <w:b/>
+          <w:bCs/>
+        </w:rPr>
+        <w:t xml:space="preserve">A single, well-understood machine </w:t>
+      </w:r>
+      <w:r>
+        <w:t xml:space="preserve">to provision, back up and patch.</w:t>
+      </w:r>
+    </w:p>
+    <w:p>
+      <w:pPr>
         <w:spacing w:before="80" w:after="200"/>
       </w:pPr>
       <w:r>
         <w:rPr>
-          <w:b/>
-          <w:bCs/>
-        </w:rPr>
-        <w:t xml:space="preserve">Running cost in this model: roughly $0–25 / month</w:t>
-      </w:r>
-      <w:r>
-        <w:t xml:space="preserve">, none of which falls on CIFOR-ICRAF beyond the VM itself.</w:t>
+          <w:i/>
+          <w:iCs/>
+          <w:color w:val="5A5A5A"/>
+        </w:rPr>
+        <w:t xml:space="preserve">The trade-off versus a commercial-cloud setup is that CIFOR-ICRAF owns uptime, backups and security patching for that server — which is exactly the point of an in-house model.</w:t>
       </w:r>
     </w:p>
     <w:p>
@@ -1185,7 +1492,7 @@
         <w:t xml:space="preserve">SO1 1.1 1.1-4 Develop data sharing portals</w:t>
       </w:r>
       <w:r>
-        <w:t xml:space="preserve"> — Public portal hosted externally at no cost; CIFOR-ICRAF to provide one small Linux VM (PostGIS + scheduled Python reporting) for sensitive data and change-detection reports.</w:t>
+        <w:t xml:space="preserve"> — Entire portal (public site, PostGIS database, scheduled reporting and document archive) hosted in-house on one CIFOR-ICRAF Linux server; no external hosting and no recurring cloud costs.</w:t>
       </w:r>
     </w:p>
     <w:sectPr>

--- a/docs/OrO-Portal-Hosting-Requirements.docx
+++ b/docs/OrO-Portal-Hosting-Requirements.docx
@@ -42,7 +42,7 @@
           <w:sz w:val="20"/>
           <w:szCs w:val="20"/>
         </w:rPr>
-        <w:t xml:space="preserve">Fully in-house model — all hosting by CIFOR-ICRAF</w:t>
+        <w:t xml:space="preserve">Hosting in-house on CIFOR-ICRAF · satellite analysis via Google Earth Engine</w:t>
       </w:r>
     </w:p>
     <w:p>
@@ -83,6 +83,35 @@
     </w:p>
     <w:p>
       <w:pPr>
+        <w:pBdr>
+          <w:left w:val="single" w:color="1F3A5F" w:sz="18" w:space="12"/>
+        </w:pBdr>
+        <w:spacing w:after="220"/>
+        <w:ind w:left="240"/>
+      </w:pPr>
+      <w:r>
+        <w:rPr>
+          <w:b/>
+          <w:bCs/>
+        </w:rPr>
+        <w:t xml:space="preserve">Hosting model:  </w:t>
+      </w:r>
+      <w:r>
+        <w:t xml:space="preserve">all hosting is provided by CIFOR-ICRAF — no commercial cloud, everything on institutional infrastructure and under institutional control. The one external service is </w:t>
+      </w:r>
+      <w:r>
+        <w:rPr>
+          <w:b/>
+          <w:bCs/>
+        </w:rPr>
+        <w:t xml:space="preserve">Google Earth Engine (GEE)</w:t>
+      </w:r>
+      <w:r>
+        <w:t xml:space="preserve">, used purely as a free compute service for satellite/spatial analysis — it stores none of our data. Sensitive layers never leave CIFOR-ICRAF.</w:t>
+      </w:r>
+    </w:p>
+    <w:p>
+      <w:pPr>
         <w:pStyle w:val="Heading1"/>
         <w:spacing w:before="240" w:after="120"/>
       </w:pPr>
@@ -119,7 +148,7 @@
           <w:i/>
           <w:iCs/>
         </w:rPr>
-        <w:t xml:space="preserve">. The entire ask is one modest Linux server (or VM) with a database, plus a public web address and outbound internet access so it can read free satellite data. There are </w:t>
+        <w:t xml:space="preserve">. Heavy satellite analysis is offloaded to </w:t>
       </w:r>
       <w:r>
         <w:rPr>
@@ -128,7 +157,23 @@
           <w:i/>
           <w:iCs/>
         </w:rPr>
-        <w:t xml:space="preserve">no external hosting requirements and no recurring cloud costs.</w:t>
+        <w:t xml:space="preserve">Google Earth Engine</w:t>
+      </w:r>
+      <w:r>
+        <w:rPr>
+          <w:i/>
+          <w:iCs/>
+        </w:rPr>
+        <w:t xml:space="preserve">, a free external compute service that stores none of our data. The entire ask is one modest Linux server with a database, a public web address, outbound internet, and a Google Earth Engine account. </w:t>
+      </w:r>
+      <w:r>
+        <w:rPr>
+          <w:b/>
+          <w:bCs/>
+          <w:i/>
+          <w:iCs/>
+        </w:rPr>
+        <w:t xml:space="preserve">No commercial cloud and no recurring cloud costs.</w:t>
       </w:r>
     </w:p>
     <w:p>
@@ -137,7 +182,7 @@
         <w:spacing w:before="240" w:after="120"/>
       </w:pPr>
       <w:r>
-        <w:t xml:space="preserve">What runs where — all in-house</w:t>
+        <w:t xml:space="preserve">What runs where</w:t>
       </w:r>
     </w:p>
     <w:tbl>
@@ -412,7 +457,7 @@
                 <w:sz w:val="19"/>
                 <w:szCs w:val="19"/>
               </w:rPr>
-              <w:t xml:space="preserve">Scheduled processing &amp; reporting</w:t>
+              <w:t xml:space="preserve">Document archives (OCR + reader)</w:t>
             </w:r>
           </w:p>
         </w:tc>
@@ -437,7 +482,7 @@
                 <w:sz w:val="19"/>
                 <w:szCs w:val="19"/>
               </w:rPr>
-              <w:t xml:space="preserve">CIFOR-ICRAF server</w:t>
+              <w:t xml:space="preserve">CIFOR-ICRAF server + storage</w:t>
             </w:r>
           </w:p>
         </w:tc>
@@ -460,7 +505,7 @@
                 <w:sz w:val="19"/>
                 <w:szCs w:val="19"/>
               </w:rPr>
-              <w:t xml:space="preserve">Python job on server cron; no always-on load</w:t>
+              <w:t xml:space="preserve">Search index and scanned originals stay in-house</w:t>
             </w:r>
           </w:p>
         </w:tc>
@@ -486,7 +531,7 @@
                 <w:sz w:val="19"/>
                 <w:szCs w:val="19"/>
               </w:rPr>
-              <w:t xml:space="preserve">Document archives (OCR + reader)</w:t>
+              <w:t xml:space="preserve">Satellite / spatial analysis + site tool</w:t>
             </w:r>
           </w:p>
         </w:tc>
@@ -509,10 +554,11 @@
               <w:rPr>
                 <w:b/>
                 <w:bCs/>
-                <w:sz w:val="19"/>
-                <w:szCs w:val="19"/>
-              </w:rPr>
-              <w:t xml:space="preserve">CIFOR-ICRAF server + storage</w:t>
+                <w:color w:val="2E6B3E"/>
+                <w:sz w:val="19"/>
+                <w:szCs w:val="19"/>
+              </w:rPr>
+              <w:t xml:space="preserve">Google Earth Engine</w:t>
             </w:r>
           </w:p>
         </w:tc>
@@ -536,7 +582,7 @@
                 <w:sz w:val="19"/>
                 <w:szCs w:val="19"/>
               </w:rPr>
-              <w:t xml:space="preserve">Search index and scanned originals stay in-house</w:t>
+              <w:t xml:space="preserve">Free external compute; results returned, nothing of ours stored there</w:t>
             </w:r>
           </w:p>
         </w:tc>
@@ -561,6 +607,80 @@
                 <w:sz w:val="19"/>
                 <w:szCs w:val="19"/>
               </w:rPr>
+              <w:t xml:space="preserve">Scheduled reporting trigger</w:t>
+            </w:r>
+          </w:p>
+        </w:tc>
+        <w:tc>
+          <w:tcPr>
+            <w:tcW w:type="dxa" w:w="2360"/>
+            <w:tcMar>
+              <w:top w:type="dxa" w:w="60"/>
+              <w:left w:type="dxa" w:w="90"/>
+              <w:bottom w:type="dxa" w:w="60"/>
+              <w:right w:type="dxa" w:w="90"/>
+            </w:tcMar>
+          </w:tcPr>
+          <w:p>
+            <w:pPr>
+              <w:spacing w:after="0"/>
+            </w:pPr>
+            <w:r>
+              <w:rPr>
+                <w:b/>
+                <w:bCs/>
+                <w:sz w:val="19"/>
+                <w:szCs w:val="19"/>
+              </w:rPr>
+              <w:t xml:space="preserve">CIFOR-ICRAF server</w:t>
+            </w:r>
+          </w:p>
+        </w:tc>
+        <w:tc>
+          <w:tcPr>
+            <w:tcW w:type="dxa" w:w="3950"/>
+            <w:tcMar>
+              <w:top w:type="dxa" w:w="60"/>
+              <w:left w:type="dxa" w:w="90"/>
+              <w:bottom w:type="dxa" w:w="60"/>
+              <w:right w:type="dxa" w:w="90"/>
+            </w:tcMar>
+          </w:tcPr>
+          <w:p>
+            <w:pPr>
+              <w:spacing w:after="0"/>
+            </w:pPr>
+            <w:r>
+              <w:rPr>
+                <w:sz w:val="19"/>
+                <w:szCs w:val="19"/>
+              </w:rPr>
+              <w:t xml:space="preserve">Light cron job calls GEE, writes results to DB, emails digest</w:t>
+            </w:r>
+          </w:p>
+        </w:tc>
+      </w:tr>
+      <w:tr>
+        <w:tc>
+          <w:tcPr>
+            <w:tcW w:type="dxa" w:w="3050"/>
+            <w:shd w:fill="EEF2F6" w:color="auto" w:val="clear"/>
+            <w:tcMar>
+              <w:top w:type="dxa" w:w="60"/>
+              <w:left w:type="dxa" w:w="90"/>
+              <w:bottom w:type="dxa" w:w="60"/>
+              <w:right w:type="dxa" w:w="90"/>
+            </w:tcMar>
+          </w:tcPr>
+          <w:p>
+            <w:pPr>
+              <w:spacing w:after="0"/>
+            </w:pPr>
+            <w:r>
+              <w:rPr>
+                <w:sz w:val="19"/>
+                <w:szCs w:val="19"/>
+              </w:rPr>
               <w:t xml:space="preserve">Satellite / deforestation source data</w:t>
             </w:r>
           </w:p>
@@ -568,6 +688,7 @@
         <w:tc>
           <w:tcPr>
             <w:tcW w:type="dxa" w:w="2360"/>
+            <w:shd w:fill="EEF2F6" w:color="auto" w:val="clear"/>
             <w:tcMar>
               <w:top w:type="dxa" w:w="60"/>
               <w:left w:type="dxa" w:w="90"/>
@@ -591,6 +712,7 @@
         <w:tc>
           <w:tcPr>
             <w:tcW w:type="dxa" w:w="3950"/>
+            <w:shd w:fill="EEF2F6" w:color="auto" w:val="clear"/>
             <w:tcMar>
               <w:top w:type="dxa" w:w="60"/>
               <w:left w:type="dxa" w:w="90"/>
@@ -618,17 +740,17 @@
         <w:spacing w:before="120" w:after="200"/>
       </w:pPr>
       <w:r>
-        <w:t xml:space="preserve">Everything the project controls is hosted by CIFOR-ICRAF. The only thing that comes from outside is the raw satellite imagery itself, which is </w:t>
-      </w:r>
-      <w:r>
-        <w:rPr>
-          <w:b/>
-          <w:bCs/>
-        </w:rPr>
-        <w:t xml:space="preserve">downloaded</w:t>
-      </w:r>
-      <w:r>
-        <w:t xml:space="preserve"> from free public providers — it needs no hosting, no contract and, for the core feeds, no account.</w:t>
+        <w:t xml:space="preserve">The data CIFOR-ICRAF holds (private database + document archives) stays entirely in-house. Google Earth Engine does the number-crunching on </w:t>
+      </w:r>
+      <w:r>
+        <w:rPr>
+          <w:b/>
+          <w:bCs/>
+        </w:rPr>
+        <w:t xml:space="preserve">public</w:t>
+      </w:r>
+      <w:r>
+        <w:t xml:space="preserve"> satellite data and returns results; it is a compute service we send jobs to, not a place our data lives.</w:t>
       </w:r>
     </w:p>
     <w:p>
@@ -646,7 +768,20 @@
         <w:spacing w:before="240" w:after="120"/>
       </w:pPr>
       <w:r>
-        <w:t xml:space="preserve">A.  One Linux server (or VM) that hosts the whole portal</w:t>
+        <w:t xml:space="preserve">A.  One Linux server (or VM) that hosts the portal</w:t>
+      </w:r>
+    </w:p>
+    <w:p>
+      <w:pPr>
+        <w:spacing w:after="120"/>
+      </w:pPr>
+      <w:r>
+        <w:rPr>
+          <w:i/>
+          <w:iCs/>
+          <w:color w:val="5A5A5A"/>
+        </w:rPr>
+        <w:t xml:space="preserve">Heavy processing is offloaded to Google Earth Engine, so the server stays light — it runs the website, the database, the archives, and a small scheduled job.</w:t>
       </w:r>
     </w:p>
     <w:p>
@@ -686,7 +821,7 @@
         <w:t xml:space="preserve">Size: </w:t>
       </w:r>
       <w:r>
-        <w:t xml:space="preserve">~4 vCPU, 8 GB RAM, 100+ GB disk to start (disk grows with the scanned archive; all figures easily scaled later)</w:t>
+        <w:t xml:space="preserve">~2–4 vCPU, 8 GB RAM, 100+ GB disk to start (disk grows with the scanned archive; all figures easily scaled later)</w:t>
       </w:r>
     </w:p>
     <w:p>
@@ -706,7 +841,7 @@
         <w:t xml:space="preserve">Software: </w:t>
       </w:r>
       <w:r>
-        <w:t xml:space="preserve">a web server (nginx / Apache) for the static site; PostgreSQL with the PostGIS extension; Python 3; Docker helpful but not required</w:t>
+        <w:t xml:space="preserve">a web server (nginx / Apache); PostgreSQL with the PostGIS extension; Python 3 (for the GEE trigger + report generation); Docker helpful but not required</w:t>
       </w:r>
     </w:p>
     <w:p>
@@ -726,7 +861,7 @@
         <w:t xml:space="preserve">Scheduling: </w:t>
       </w:r>
       <w:r>
-        <w:t xml:space="preserve">server cron (or systemd timers) to run the reporting job on a schedule</w:t>
+        <w:t xml:space="preserve">server cron (or systemd timers) to run the reporting trigger on a schedule</w:t>
       </w:r>
     </w:p>
     <w:p>
@@ -766,7 +901,7 @@
         <w:t xml:space="preserve">Outbound internet (HTTPS): </w:t>
       </w:r>
       <w:r>
-        <w:t xml:space="preserve">so the server can pull free satellite data feeds</w:t>
+        <w:t xml:space="preserve">to reach Google Earth Engine and free tile / data feeds</w:t>
       </w:r>
     </w:p>
     <w:p>
@@ -819,7 +954,7 @@
           <w:iCs/>
           <w:color w:val="5A5A5A"/>
         </w:rPr>
-        <w:t xml:space="preserve">A single machine covers all five components above. It can later be split (web server separate from database) if load ever requires it, but that is not needed to start.</w:t>
+        <w:t xml:space="preserve">A single machine covers all of the above. It can later be split (web server separate from database) if load ever requires it, but that is not needed to start.</w:t>
       </w:r>
     </w:p>
     <w:p>
@@ -1227,7 +1362,7 @@
         <w:spacing w:before="240" w:after="120"/>
       </w:pPr>
       <w:r>
-        <w:t xml:space="preserve">C.  Satellite processing — one decision for IT to note</w:t>
+        <w:t xml:space="preserve">C.  Google Earth Engine account (confirmed)</w:t>
       </w:r>
     </w:p>
     <w:p>
@@ -1235,7 +1370,17 @@
         <w:spacing w:after="120"/>
       </w:pPr>
       <w:r>
-        <w:t xml:space="preserve">The heavy satellite analysis can be done either way; either keeps hosting in-house:</w:t>
+        <w:t xml:space="preserve">Satellite and site analysis run in </w:t>
+      </w:r>
+      <w:r>
+        <w:rPr>
+          <w:b/>
+          <w:bCs/>
+        </w:rPr>
+        <w:t xml:space="preserve">Google Earth Engine</w:t>
+      </w:r>
+      <w:r>
+        <w:t xml:space="preserve"> — this is decided. GEE is free for research / non-commercial use and hosts none of our data.</w:t>
       </w:r>
     </w:p>
     <w:p>
@@ -1252,10 +1397,10 @@
           <w:b/>
           <w:bCs/>
         </w:rPr>
-        <w:t xml:space="preserve">Preferred (simplest): </w:t>
-      </w:r>
-      <w:r>
-        <w:t xml:space="preserve">use a free Google Earth Engine research account to run the analysis and pull back only the results. Earth Engine is an external compute service we send jobs to — it hosts nothing of ours and costs nothing. If CIFOR-ICRAF already holds an Earth Engine credential, we can use it.</w:t>
+        <w:t xml:space="preserve">Ask: </w:t>
+      </w:r>
+      <w:r>
+        <w:t xml:space="preserve">does CIFOR-ICRAF already hold an Earth Engine account / service credential we can use? If not, we register one (free).</w:t>
       </w:r>
     </w:p>
     <w:p>
@@ -1272,23 +1417,10 @@
           <w:b/>
           <w:bCs/>
         </w:rPr>
-        <w:t xml:space="preserve">Fully self-contained alternative: </w:t>
-      </w:r>
-      <w:r>
-        <w:t xml:space="preserve">if IT prefers zero external services, the same analysis can run on the CIFOR-ICRAF server with open-source tools (GDAL / rasterio / Sentinel downloads). This needs a little more disk and CPU but removes the last outside dependency entirely.</w:t>
-      </w:r>
-    </w:p>
-    <w:p>
-      <w:pPr>
-        <w:spacing w:after="120"/>
-      </w:pPr>
-      <w:r>
-        <w:rPr>
-          <w:i/>
-          <w:iCs/>
-          <w:color w:val="5A5A5A"/>
-        </w:rPr>
-        <w:t xml:space="preserve">Flag which of these CIFOR-ICRAF prefers — it is the only open choice in this setup.</w:t>
+        <w:t xml:space="preserve">Data note for IT: </w:t>
+      </w:r>
+      <w:r>
+        <w:t xml:space="preserve">only public satellite analysis and any user-drawn area of interest (from the site-analysis tool) are sent to GEE — transiently, for computation, and not stored. Private / sensitive layers (tenure, community boundaries, partner data, precise biodiversity) are never sent to GEE; they stay in the in-house database.</w:t>
       </w:r>
     </w:p>
     <w:p>
@@ -1317,7 +1449,7 @@
         <w:t xml:space="preserve">Email sending: </w:t>
       </w:r>
       <w:r>
-        <w:t xml:space="preserve">the reporting job sends periodic email digests. Can it relay through an institutional SMTP server? (Keeps mail in-house too.)</w:t>
+        <w:t xml:space="preserve">the scheduled reporting job and the site-analysis tool send email (report digests, and user site reports on request). Can these relay through an institutional SMTP server? (Keeps mail in-house too.)</w:t>
       </w:r>
     </w:p>
     <w:p>
@@ -1359,17 +1491,14 @@
         <w:spacing w:after="60"/>
       </w:pPr>
       <w:r>
-        <w:t xml:space="preserve">Only possible small item: a </w:t>
-      </w:r>
-      <w:r>
-        <w:rPr>
-          <w:b/>
-          <w:bCs/>
-        </w:rPr>
-        <w:t xml:space="preserve">custom domain name</w:t>
-      </w:r>
-      <w:r>
-        <w:t xml:space="preserve"> (~US$10–15/yr) if a suitable CIFOR-ICRAF domain isn't used.</w:t>
+        <w:rPr>
+          <w:b/>
+          <w:bCs/>
+        </w:rPr>
+        <w:t xml:space="preserve">Google Earth Engine is free </w:t>
+      </w:r>
+      <w:r>
+        <w:t xml:space="preserve">for research / non-commercial use.</w:t>
       </w:r>
     </w:p>
     <w:p>
@@ -1382,16 +1511,17 @@
         <w:spacing w:after="60"/>
       </w:pPr>
       <w:r>
-        <w:t xml:space="preserve">Core satellite feeds are free; the standard Planet NICFI programme tier is free for this use.</w:t>
-      </w:r>
-    </w:p>
-    <w:p>
-      <w:pPr>
-        <w:pStyle w:val="Heading1"/>
-        <w:spacing w:before="240" w:after="120"/>
-      </w:pPr>
-      <w:r>
-        <w:t xml:space="preserve">What this model gives you</w:t>
+        <w:t xml:space="preserve">Only possible small item: a </w:t>
+      </w:r>
+      <w:r>
+        <w:rPr>
+          <w:b/>
+          <w:bCs/>
+        </w:rPr>
+        <w:t xml:space="preserve">custom domain name</w:t>
+      </w:r>
+      <w:r>
+        <w:t xml:space="preserve"> (~US$10–15/yr) if a suitable CIFOR-ICRAF domain isn't used.</w:t>
       </w:r>
     </w:p>
     <w:p>
@@ -1404,14 +1534,16 @@
         <w:spacing w:after="60"/>
       </w:pPr>
       <w:r>
-        <w:rPr>
-          <w:b/>
-          <w:bCs/>
-        </w:rPr>
-        <w:t xml:space="preserve">Full data sovereignty </w:t>
-      </w:r>
-      <w:r>
-        <w:t xml:space="preserve">— every layer, document and log stays on institutional infrastructure; nothing sensitive leaves CIFOR-ICRAF control.</w:t>
+        <w:t xml:space="preserve">Core satellite feeds are free; the standard Planet NICFI programme tier is free for this use.</w:t>
+      </w:r>
+    </w:p>
+    <w:p>
+      <w:pPr>
+        <w:pStyle w:val="Heading1"/>
+        <w:spacing w:before="240" w:after="120"/>
+      </w:pPr>
+      <w:r>
+        <w:t xml:space="preserve">What this model gives you</w:t>
       </w:r>
     </w:p>
     <w:p>
@@ -1428,10 +1560,10 @@
           <w:b/>
           <w:bCs/>
         </w:rPr>
-        <w:t xml:space="preserve">No third-party accounts or contracts </w:t>
-      </w:r>
-      <w:r>
-        <w:t xml:space="preserve">for hosting.</w:t>
+        <w:t xml:space="preserve">Data sovereignty where it matters </w:t>
+      </w:r>
+      <w:r>
+        <w:t xml:space="preserve">— every private layer, document and log stays on institutional infrastructure. Only public satellite analysis and user-drawn areas of interest transit Google Earth Engine, transiently, with nothing of ours stored there.</w:t>
       </w:r>
     </w:p>
     <w:p>
@@ -1448,10 +1580,30 @@
           <w:b/>
           <w:bCs/>
         </w:rPr>
+        <w:t xml:space="preserve">No commercial cloud </w:t>
+      </w:r>
+      <w:r>
+        <w:t xml:space="preserve">and no per-service subscriptions.</w:t>
+      </w:r>
+    </w:p>
+    <w:p>
+      <w:pPr>
+        <w:pStyle w:val="ListParagraph"/>
+        <w:numPr>
+          <w:ilvl w:val="0"/>
+          <w:numId w:val="1"/>
+        </w:numPr>
+        <w:spacing w:after="60"/>
+      </w:pPr>
+      <w:r>
+        <w:rPr>
+          <w:b/>
+          <w:bCs/>
+        </w:rPr>
         <w:t xml:space="preserve">A single, well-understood machine </w:t>
       </w:r>
       <w:r>
-        <w:t xml:space="preserve">to provision, back up and patch.</w:t>
+        <w:t xml:space="preserve">to provision, back up and patch — kept light because heavy compute is offloaded to GEE.</w:t>
       </w:r>
     </w:p>
     <w:p>
@@ -1492,7 +1644,7 @@
         <w:t xml:space="preserve">SO1 1.1 1.1-4 Develop data sharing portals</w:t>
       </w:r>
       <w:r>
-        <w:t xml:space="preserve"> — Entire portal (public site, PostGIS database, scheduled reporting and document archive) hosted in-house on one CIFOR-ICRAF Linux server; no external hosting and no recurring cloud costs.</w:t>
+        <w:t xml:space="preserve"> — Portal (public site, PostGIS database, scheduled reporting and document archive) hosted in-house on one CIFOR-ICRAF Linux server, with satellite analysis via Google Earth Engine (free external compute, no data stored there); no commercial cloud and no recurring cloud costs.</w:t>
       </w:r>
     </w:p>
     <w:sectPr>
